--- a/11.spring/RESTful web services -apache cxf -jax-rs/1. RESTful web services-apache cxf.docx
+++ b/11.spring/RESTful web services -apache cxf -jax-rs/1. RESTful web services-apache cxf.docx
@@ -16,11 +16,6 @@
     <w:p>
       <w:pPr>
         <w:pStyle w:val="green"/>
-      </w:pPr>
-      <w:r>
-        <w:t xml:space="preserve">Best book is “ </w:t>
-      </w:r>
-      <w:r>
         <w:rPr>
           <w:rFonts w:ascii="Helvetica" w:hAnsi="Helvetica"/>
           <w:b/>
@@ -30,7 +25,112 @@
           <w:szCs w:val="30"/>
           <w:shd w:val="clear" w:color="auto" w:fill="FFFFFF"/>
         </w:rPr>
+      </w:pPr>
+      <w:r>
+        <w:t xml:space="preserve">Best book is “ </w:t>
+      </w:r>
+      <w:r>
+        <w:rPr>
+          <w:rFonts w:ascii="Helvetica" w:hAnsi="Helvetica"/>
+          <w:b/>
+          <w:bCs/>
+          <w:color w:val="3D3B49"/>
+          <w:sz w:val="30"/>
+          <w:szCs w:val="30"/>
+          <w:shd w:val="clear" w:color="auto" w:fill="FFFFFF"/>
+        </w:rPr>
         <w:t>RESTful Java with JAX-RS 2.0, 2nd Edition “ – such a good book where all concepts are covered</w:t>
+      </w:r>
+    </w:p>
+    <w:p>
+      <w:pPr>
+        <w:pStyle w:val="green"/>
+        <w:rPr>
+          <w:rFonts w:ascii="Helvetica" w:hAnsi="Helvetica" w:cs="Helvetica"/>
+          <w:color w:val="3D3B49"/>
+          <w:sz w:val="24"/>
+          <w:szCs w:val="24"/>
+        </w:rPr>
+      </w:pPr>
+      <w:r>
+        <w:rPr>
+          <w:rFonts w:ascii="Helvetica" w:hAnsi="Helvetica"/>
+          <w:b/>
+          <w:bCs/>
+          <w:color w:val="3D3B49"/>
+          <w:sz w:val="30"/>
+          <w:szCs w:val="30"/>
+          <w:shd w:val="clear" w:color="auto" w:fill="FFFFFF"/>
+        </w:rPr>
+        <w:t xml:space="preserve"> </w:t>
+      </w:r>
+      <w:r>
+        <w:rPr>
+          <w:rFonts w:ascii="Helvetica" w:hAnsi="Helvetica"/>
+          <w:b/>
+          <w:bCs/>
+          <w:color w:val="3D3B49"/>
+          <w:sz w:val="30"/>
+          <w:szCs w:val="30"/>
+          <w:shd w:val="clear" w:color="auto" w:fill="FFFFFF"/>
+        </w:rPr>
+        <w:t>R</w:t>
+      </w:r>
+      <w:r>
+        <w:rPr>
+          <w:rFonts w:ascii="Helvetica" w:hAnsi="Helvetica"/>
+          <w:b/>
+          <w:bCs/>
+          <w:color w:val="3D3B49"/>
+          <w:sz w:val="30"/>
+          <w:szCs w:val="30"/>
+        </w:rPr>
+        <w:t>ESTful Java Web Services - Third Edition</w:t>
+      </w:r>
+      <w:r>
+        <w:rPr>
+          <w:rFonts w:ascii="Helvetica" w:hAnsi="Helvetica"/>
+          <w:b/>
+          <w:bCs/>
+          <w:color w:val="3D3B49"/>
+          <w:sz w:val="30"/>
+          <w:szCs w:val="30"/>
+        </w:rPr>
+        <w:t xml:space="preserve"> -</w:t>
+      </w:r>
+      <w:r>
+        <w:rPr>
+          <w:rFonts w:ascii="Helvetica" w:hAnsi="Helvetica" w:cs="Helvetica"/>
+          <w:color w:val="3D3B49"/>
+        </w:rPr>
+        <w:t>By </w:t>
+      </w:r>
+      <w:hyperlink r:id="rId6" w:history="1">
+        <w:r>
+          <w:rPr>
+            <w:rStyle w:val="Hyperlink"/>
+            <w:rFonts w:ascii="Helvetica" w:eastAsiaTheme="majorEastAsia" w:hAnsi="Helvetica" w:cs="Helvetica"/>
+            <w:b/>
+            <w:bCs/>
+            <w:color w:val="D3002D"/>
+          </w:rPr>
+          <w:t>Balachandar Bogunuva Mohanram</w:t>
+        </w:r>
+      </w:hyperlink>
+      <w:r>
+        <w:rPr>
+          <w:rFonts w:ascii="Helvetica" w:hAnsi="Helvetica" w:cs="Helvetica"/>
+          <w:color w:val="3D3B49"/>
+        </w:rPr>
+        <w:t xml:space="preserve"> - outstanding</w:t>
+      </w:r>
+    </w:p>
+    <w:p>
+      <w:pPr>
+        <w:pStyle w:val="green"/>
+      </w:pPr>
+      <w:r>
+        <w:t>https://learning.oreilly.com/library/view/restful-java-web/9781788294041/</w:t>
       </w:r>
     </w:p>
     <w:tbl>
@@ -70,7 +170,7 @@
                 <w:rStyle w:val="Hyperlink"/>
               </w:rPr>
             </w:pPr>
-            <w:hyperlink r:id="rId6" w:history="1">
+            <w:hyperlink r:id="rId7" w:history="1">
               <w:r>
                 <w:rPr>
                   <w:rStyle w:val="Hyperlink"/>
@@ -84,7 +184,7 @@
               <w:pStyle w:val="green"/>
               <w:shd w:val="clear" w:color="auto" w:fill="auto"/>
             </w:pPr>
-            <w:hyperlink r:id="rId7" w:history="1">
+            <w:hyperlink r:id="rId8" w:history="1">
               <w:r>
                 <w:rPr>
                   <w:rStyle w:val="Hyperlink"/>
@@ -134,7 +234,7 @@
                           <pic:cNvPicPr/>
                         </pic:nvPicPr>
                         <pic:blipFill>
-                          <a:blip r:embed="rId8"/>
+                          <a:blip r:embed="rId9"/>
                           <a:stretch>
                             <a:fillRect/>
                           </a:stretch>
@@ -214,7 +314,7 @@
               <w:pStyle w:val="green"/>
               <w:shd w:val="clear" w:color="auto" w:fill="auto"/>
             </w:pPr>
-            <w:hyperlink r:id="rId9" w:history="1">
+            <w:hyperlink r:id="rId10" w:history="1">
               <w:r>
                 <w:rPr>
                   <w:rStyle w:val="Hyperlink"/>
@@ -249,7 +349,7 @@
               <w:pStyle w:val="green"/>
               <w:shd w:val="clear" w:color="auto" w:fill="auto"/>
             </w:pPr>
-            <w:hyperlink r:id="rId10" w:history="1">
+            <w:hyperlink r:id="rId11" w:history="1">
               <w:r>
                 <w:rPr>
                   <w:rStyle w:val="Hyperlink"/>
@@ -287,7 +387,7 @@
                 <w:rStyle w:val="Hyperlink"/>
               </w:rPr>
             </w:pPr>
-            <w:hyperlink r:id="rId11" w:anchor="SpringBoot-SpringBootCXFJAX-RSStarter" w:history="1">
+            <w:hyperlink r:id="rId12" w:anchor="SpringBoot-SpringBootCXFJAX-RSStarter" w:history="1">
               <w:r>
                 <w:rPr>
                   <w:rStyle w:val="Hyperlink"/>
@@ -301,7 +401,7 @@
               <w:pStyle w:val="green"/>
               <w:shd w:val="clear" w:color="auto" w:fill="auto"/>
             </w:pPr>
-            <w:hyperlink r:id="rId12" w:anchor="JAXRSServicesConfiguration-SpringBoot" w:history="1">
+            <w:hyperlink r:id="rId13" w:anchor="JAXRSServicesConfiguration-SpringBoot" w:history="1">
               <w:r>
                 <w:rPr>
                   <w:rStyle w:val="Hyperlink"/>
@@ -342,7 +442,7 @@
               <w:pStyle w:val="green"/>
               <w:shd w:val="clear" w:color="auto" w:fill="auto"/>
             </w:pPr>
-            <w:hyperlink r:id="rId13" w:history="1">
+            <w:hyperlink r:id="rId14" w:history="1">
               <w:r>
                 <w:rPr>
                   <w:rStyle w:val="Hyperlink"/>
@@ -377,7 +477,7 @@
               <w:pStyle w:val="green"/>
               <w:shd w:val="clear" w:color="auto" w:fill="auto"/>
             </w:pPr>
-            <w:hyperlink r:id="rId14" w:history="1">
+            <w:hyperlink r:id="rId15" w:history="1">
               <w:r>
                 <w:rPr>
                   <w:rStyle w:val="Hyperlink"/>
@@ -391,7 +491,7 @@
               <w:pStyle w:val="green"/>
               <w:shd w:val="clear" w:color="auto" w:fill="auto"/>
             </w:pPr>
-            <w:hyperlink r:id="rId15" w:history="1">
+            <w:hyperlink r:id="rId16" w:history="1">
               <w:r>
                 <w:rPr>
                   <w:rStyle w:val="Hyperlink"/>
@@ -432,7 +532,7 @@
               <w:pStyle w:val="green"/>
               <w:shd w:val="clear" w:color="auto" w:fill="auto"/>
             </w:pPr>
-            <w:hyperlink r:id="rId16" w:history="1">
+            <w:hyperlink r:id="rId17" w:history="1">
               <w:r>
                 <w:rPr>
                   <w:rStyle w:val="Hyperlink"/>
@@ -467,7 +567,7 @@
               <w:pStyle w:val="green"/>
               <w:shd w:val="clear" w:color="auto" w:fill="auto"/>
             </w:pPr>
-            <w:hyperlink r:id="rId17" w:history="1">
+            <w:hyperlink r:id="rId18" w:history="1">
               <w:r>
                 <w:rPr>
                   <w:rStyle w:val="Hyperlink"/>
@@ -481,7 +581,7 @@
               <w:pStyle w:val="green"/>
               <w:shd w:val="clear" w:color="auto" w:fill="auto"/>
             </w:pPr>
-            <w:hyperlink r:id="rId18" w:history="1">
+            <w:hyperlink r:id="rId19" w:history="1">
               <w:r>
                 <w:rPr>
                   <w:rStyle w:val="Hyperlink"/>
@@ -519,7 +619,7 @@
               <w:pStyle w:val="green"/>
               <w:shd w:val="clear" w:color="auto" w:fill="auto"/>
             </w:pPr>
-            <w:hyperlink r:id="rId19" w:anchor="_formparam" w:history="1">
+            <w:hyperlink r:id="rId20" w:anchor="_formparam" w:history="1">
               <w:r>
                 <w:rPr>
                   <w:rStyle w:val="Hyperlink"/>
@@ -538,27 +638,11 @@
         <w:pStyle w:val="h3-cem"/>
         <w:rPr>
           <w:color w:val="BFBFBF" w:themeColor="background1" w:themeShade="BF"/>
-          <w14:textFill>
-            <w14:solidFill>
-              <w14:schemeClr w14:val="bg1">
-                <w14:lumMod w14:val="75000"/>
-                <w14:lumMod w14:val="75000"/>
-              </w14:schemeClr>
-            </w14:solidFill>
-          </w14:textFill>
         </w:rPr>
       </w:pPr>
       <w:r>
         <w:rPr>
           <w:color w:val="BFBFBF" w:themeColor="background1" w:themeShade="BF"/>
-          <w14:textFill>
-            <w14:solidFill>
-              <w14:schemeClr w14:val="bg1">
-                <w14:lumMod w14:val="75000"/>
-                <w14:lumMod w14:val="75000"/>
-              </w14:schemeClr>
-            </w14:solidFill>
-          </w14:textFill>
         </w:rPr>
         <w:lastRenderedPageBreak/>
         <w:t xml:space="preserve">Current status- </w:t>
@@ -2135,12 +2219,28 @@
         <w:rPr>
           <w:rStyle w:val="citation-46"/>
           <w:color w:val="BFBFBF" w:themeColor="background1" w:themeShade="BF"/>
+          <w14:textFill>
+            <w14:solidFill>
+              <w14:schemeClr w14:val="bg1">
+                <w14:lumMod w14:val="75000"/>
+                <w14:lumMod w14:val="75000"/>
+              </w14:schemeClr>
+            </w14:solidFill>
+          </w14:textFill>
         </w:rPr>
       </w:pPr>
       <w:r>
         <w:rPr>
           <w:rStyle w:val="citation-46"/>
           <w:color w:val="BFBFBF" w:themeColor="background1" w:themeShade="BF"/>
+          <w14:textFill>
+            <w14:solidFill>
+              <w14:schemeClr w14:val="bg1">
+                <w14:lumMod w14:val="75000"/>
+                <w14:lumMod w14:val="75000"/>
+              </w14:schemeClr>
+            </w14:solidFill>
+          </w14:textFill>
         </w:rPr>
         <w:lastRenderedPageBreak/>
         <w:t xml:space="preserve">CXF implementation </w:t>
@@ -3056,6 +3156,307 @@
               <w:t>here we have only @GET, @POST annotations only</w:t>
             </w:r>
           </w:p>
+          <w:tbl>
+            <w:tblPr>
+              <w:tblStyle w:val="TableGrid"/>
+              <w:tblW w:w="0" w:type="auto"/>
+              <w:tblLook w:val="04A0" w:firstRow="1" w:lastRow="0" w:firstColumn="1" w:lastColumn="0" w:noHBand="0" w:noVBand="1"/>
+            </w:tblPr>
+            <w:tblGrid>
+              <w:gridCol w:w="5827"/>
+              <w:gridCol w:w="12212"/>
+            </w:tblGrid>
+            <w:tr>
+              <w:tc>
+                <w:tcPr>
+                  <w:tcW w:w="5827" w:type="dxa"/>
+                </w:tcPr>
+                <w:p>
+                  <w:pPr>
+                    <w:rPr>
+                      <w:rFonts w:ascii="Times New Roman" w:eastAsia="Times New Roman" w:hAnsi="Times New Roman" w:cs="Times New Roman"/>
+                      <w:sz w:val="24"/>
+                      <w:szCs w:val="24"/>
+                      <w:lang w:eastAsia="en-IN" w:bidi="te-IN"/>
+                    </w:rPr>
+                  </w:pPr>
+                  <w:r>
+                    <w:rPr>
+                      <w:rFonts w:ascii="Times New Roman" w:eastAsia="Times New Roman" w:hAnsi="Symbol" w:cs="Times New Roman"/>
+                      <w:sz w:val="24"/>
+                      <w:szCs w:val="24"/>
+                      <w:lang w:eastAsia="en-IN" w:bidi="te-IN"/>
+                    </w:rPr>
+                    <w:t></w:t>
+                  </w:r>
+                  <w:r>
+                    <w:rPr>
+                      <w:rFonts w:ascii="Times New Roman" w:eastAsia="Times New Roman" w:hAnsi="Times New Roman" w:cs="Times New Roman"/>
+                      <w:sz w:val="24"/>
+                      <w:szCs w:val="24"/>
+                      <w:lang w:eastAsia="en-IN" w:bidi="te-IN"/>
+                    </w:rPr>
+                    <w:t xml:space="preserve">  </w:t>
+                  </w:r>
+                  <w:r>
+                    <w:rPr>
+                      <w:rFonts w:ascii="Segoe UI Symbol" w:eastAsia="Times New Roman" w:hAnsi="Segoe UI Symbol" w:cs="Segoe UI Symbol"/>
+                      <w:sz w:val="24"/>
+                      <w:szCs w:val="24"/>
+                      <w:lang w:eastAsia="en-IN" w:bidi="te-IN"/>
+                    </w:rPr>
+                    <w:t>❌</w:t>
+                  </w:r>
+                  <w:r>
+                    <w:rPr>
+                      <w:rFonts w:ascii="Times New Roman" w:eastAsia="Times New Roman" w:hAnsi="Times New Roman" w:cs="Times New Roman"/>
+                      <w:sz w:val="24"/>
+                      <w:szCs w:val="24"/>
+                      <w:lang w:eastAsia="en-IN" w:bidi="te-IN"/>
+                    </w:rPr>
+                    <w:t xml:space="preserve"> </w:t>
+                  </w:r>
+                  <w:r>
+                    <w:rPr>
+                      <w:rFonts w:ascii="Courier New" w:eastAsia="Times New Roman" w:hAnsi="Courier New"/>
+                      <w:sz w:val="20"/>
+                      <w:lang w:eastAsia="en-IN" w:bidi="te-IN"/>
+                    </w:rPr>
+                    <w:t>@GET</w:t>
+                  </w:r>
+                  <w:r>
+                    <w:rPr>
+                      <w:rFonts w:ascii="Times New Roman" w:eastAsia="Times New Roman" w:hAnsi="Times New Roman" w:cs="Times New Roman"/>
+                      <w:sz w:val="24"/>
+                      <w:szCs w:val="24"/>
+                      <w:lang w:eastAsia="en-IN" w:bidi="te-IN"/>
+                    </w:rPr>
+                    <w:t xml:space="preserve"> with body → Not allowed (ignored by spec).</w:t>
+                  </w:r>
+                </w:p>
+                <w:p>
+                  <w:pPr>
+                    <w:rPr>
+                      <w:rFonts w:ascii="Times New Roman" w:eastAsia="Times New Roman" w:hAnsi="Times New Roman" w:cs="Times New Roman"/>
+                      <w:sz w:val="24"/>
+                      <w:szCs w:val="24"/>
+                      <w:lang w:eastAsia="en-IN" w:bidi="te-IN"/>
+                    </w:rPr>
+                  </w:pPr>
+                  <w:r>
+                    <w:rPr>
+                      <w:rFonts w:ascii="Times New Roman" w:eastAsia="Times New Roman" w:hAnsi="Symbol" w:cs="Times New Roman"/>
+                      <w:sz w:val="24"/>
+                      <w:szCs w:val="24"/>
+                      <w:lang w:eastAsia="en-IN" w:bidi="te-IN"/>
+                    </w:rPr>
+                    <w:t></w:t>
+                  </w:r>
+                  <w:r>
+                    <w:rPr>
+                      <w:rFonts w:ascii="Times New Roman" w:eastAsia="Times New Roman" w:hAnsi="Times New Roman" w:cs="Times New Roman"/>
+                      <w:sz w:val="24"/>
+                      <w:szCs w:val="24"/>
+                      <w:lang w:eastAsia="en-IN" w:bidi="te-IN"/>
+                    </w:rPr>
+                    <w:t xml:space="preserve">  </w:t>
+                  </w:r>
+                  <w:r>
+                    <w:rPr>
+                      <w:rFonts w:ascii="Segoe UI Symbol" w:eastAsia="Times New Roman" w:hAnsi="Segoe UI Symbol" w:cs="Segoe UI Symbol"/>
+                      <w:sz w:val="24"/>
+                      <w:szCs w:val="24"/>
+                      <w:lang w:eastAsia="en-IN" w:bidi="te-IN"/>
+                    </w:rPr>
+                    <w:t>✅</w:t>
+                  </w:r>
+                  <w:r>
+                    <w:rPr>
+                      <w:rFonts w:ascii="Times New Roman" w:eastAsia="Times New Roman" w:hAnsi="Times New Roman" w:cs="Times New Roman"/>
+                      <w:sz w:val="24"/>
+                      <w:szCs w:val="24"/>
+                      <w:lang w:eastAsia="en-IN" w:bidi="te-IN"/>
+                    </w:rPr>
+                    <w:t xml:space="preserve"> Use query/path parameters for GET.</w:t>
+                  </w:r>
+                </w:p>
+                <w:p>
+                  <w:pPr>
+                    <w:pStyle w:val="green"/>
+                    <w:shd w:val="clear" w:color="auto" w:fill="auto"/>
+                  </w:pPr>
+                  <w:r>
+                    <w:rPr>
+                      <w:rFonts w:ascii="Times New Roman" w:hAnsi="Symbol" w:cs="Times New Roman"/>
+                      <w:sz w:val="24"/>
+                      <w:szCs w:val="24"/>
+                      <w:lang w:bidi="te-IN"/>
+                    </w:rPr>
+                    <w:t></w:t>
+                  </w:r>
+                  <w:r>
+                    <w:rPr>
+                      <w:rFonts w:ascii="Times New Roman" w:hAnsi="Times New Roman" w:cs="Times New Roman"/>
+                      <w:sz w:val="24"/>
+                      <w:szCs w:val="24"/>
+                      <w:lang w:bidi="te-IN"/>
+                    </w:rPr>
+                    <w:t xml:space="preserve">  </w:t>
+                  </w:r>
+                  <w:r>
+                    <w:rPr>
+                      <w:rFonts w:ascii="Segoe UI Symbol" w:hAnsi="Segoe UI Symbol" w:cs="Segoe UI Symbol"/>
+                      <w:sz w:val="24"/>
+                      <w:szCs w:val="24"/>
+                      <w:lang w:bidi="te-IN"/>
+                    </w:rPr>
+                    <w:t>✅</w:t>
+                  </w:r>
+                  <w:r>
+                    <w:rPr>
+                      <w:rFonts w:ascii="Times New Roman" w:hAnsi="Times New Roman" w:cs="Times New Roman"/>
+                      <w:sz w:val="24"/>
+                      <w:szCs w:val="24"/>
+                      <w:lang w:bidi="te-IN"/>
+                    </w:rPr>
+                    <w:t xml:space="preserve"> Use POST/PUT for request body payloads.</w:t>
+                  </w:r>
+                </w:p>
+              </w:tc>
+              <w:tc>
+                <w:tcPr>
+                  <w:tcW w:w="12212" w:type="dxa"/>
+                </w:tcPr>
+                <w:p>
+                  <w:pPr>
+                    <w:pStyle w:val="green"/>
+                  </w:pPr>
+                  <w:r>
+                    <w:t>@GET</w:t>
+                  </w:r>
+                </w:p>
+                <w:p>
+                  <w:pPr>
+                    <w:pStyle w:val="green"/>
+                  </w:pPr>
+                  <w:r>
+                    <w:t>@Path("/users")</w:t>
+                  </w:r>
+                </w:p>
+                <w:p>
+                  <w:pPr>
+                    <w:pStyle w:val="green"/>
+                  </w:pPr>
+                  <w:r>
+                    <w:t>@Consumes(MediaType.APPLICATION_JSON)</w:t>
+                  </w:r>
+                </w:p>
+                <w:p>
+                  <w:pPr>
+                    <w:pStyle w:val="green"/>
+                  </w:pPr>
+                  <w:r>
+                    <w:t>public Response getUser(UserRequest request) {</w:t>
+                  </w:r>
+                </w:p>
+                <w:p>
+                  <w:pPr>
+                    <w:pStyle w:val="green"/>
+                  </w:pPr>
+                  <w:r>
+                    <w:t xml:space="preserve">    // request will always be null</w:t>
+                  </w:r>
+                </w:p>
+                <w:p>
+                  <w:pPr>
+                    <w:pStyle w:val="green"/>
+                    <w:shd w:val="clear" w:color="auto" w:fill="auto"/>
+                  </w:pPr>
+                  <w:r>
+                    <w:t>}</w:t>
+                  </w:r>
+                </w:p>
+                <w:p>
+                  <w:pPr>
+                    <w:rPr>
+                      <w:rFonts w:ascii="Times New Roman" w:eastAsia="Times New Roman" w:hAnsi="Times New Roman" w:cs="Times New Roman"/>
+                      <w:sz w:val="24"/>
+                      <w:szCs w:val="24"/>
+                      <w:lang w:eastAsia="en-IN" w:bidi="te-IN"/>
+                    </w:rPr>
+                  </w:pPr>
+                  <w:r>
+                    <w:rPr>
+                      <w:rFonts w:ascii="Times New Roman" w:eastAsia="Times New Roman" w:hAnsi="Times New Roman" w:cs="Times New Roman"/>
+                      <w:sz w:val="24"/>
+                      <w:szCs w:val="24"/>
+                      <w:lang w:eastAsia="en-IN" w:bidi="te-IN"/>
+                    </w:rPr>
+                    <w:t>  A GET request should not have a body.</w:t>
+                  </w:r>
+                </w:p>
+                <w:p>
+                  <w:pPr>
+                    <w:rPr>
+                      <w:rFonts w:ascii="Times New Roman" w:eastAsia="Times New Roman" w:hAnsi="Times New Roman" w:cs="Times New Roman"/>
+                      <w:sz w:val="24"/>
+                      <w:szCs w:val="24"/>
+                      <w:lang w:eastAsia="en-IN" w:bidi="te-IN"/>
+                    </w:rPr>
+                  </w:pPr>
+                  <w:r>
+                    <w:rPr>
+                      <w:rFonts w:ascii="Times New Roman" w:eastAsia="Times New Roman" w:hAnsi="Times New Roman" w:cs="Times New Roman"/>
+                      <w:sz w:val="24"/>
+                      <w:szCs w:val="24"/>
+                      <w:lang w:eastAsia="en-IN" w:bidi="te-IN"/>
+                    </w:rPr>
+                    <w:t>  Servers must ignore the body if it is sent.</w:t>
+                  </w:r>
+                </w:p>
+                <w:p>
+                  <w:pPr>
+                    <w:rPr>
+                      <w:rFonts w:ascii="Times New Roman" w:eastAsia="Times New Roman" w:hAnsi="Times New Roman" w:cs="Times New Roman"/>
+                      <w:sz w:val="24"/>
+                      <w:szCs w:val="24"/>
+                      <w:lang w:eastAsia="en-IN" w:bidi="te-IN"/>
+                    </w:rPr>
+                  </w:pPr>
+                  <w:r>
+                    <w:rPr>
+                      <w:rFonts w:ascii="Times New Roman" w:eastAsia="Times New Roman" w:hAnsi="Times New Roman" w:cs="Times New Roman"/>
+                      <w:sz w:val="24"/>
+                      <w:szCs w:val="24"/>
+                      <w:lang w:eastAsia="en-IN" w:bidi="te-IN"/>
+                    </w:rPr>
+                    <w:t>  GET is meant to be idempotent and cacheable, relying only on the URL + query parameters + headers.</w:t>
+                  </w:r>
+                </w:p>
+                <w:p>
+                  <w:pPr>
+                    <w:pStyle w:val="green"/>
+                    <w:shd w:val="clear" w:color="auto" w:fill="auto"/>
+                  </w:pPr>
+                  <w:r>
+                    <w:t>so if u want to send body, then use @POST</w:t>
+                  </w:r>
+                </w:p>
+              </w:tc>
+            </w:tr>
+          </w:tbl>
+          <w:p>
+            <w:pPr>
+              <w:pStyle w:val="green"/>
+              <w:shd w:val="clear" w:color="auto" w:fill="auto"/>
+            </w:pPr>
+          </w:p>
+          <w:p>
+            <w:pPr>
+              <w:pStyle w:val="green"/>
+              <w:shd w:val="clear" w:color="auto" w:fill="auto"/>
+            </w:pPr>
+          </w:p>
         </w:tc>
       </w:tr>
       <w:tr>
@@ -3069,6 +3470,7 @@
               <w:shd w:val="clear" w:color="auto" w:fill="auto"/>
             </w:pPr>
             <w:r>
+              <w:lastRenderedPageBreak/>
               <w:t>@PathParam</w:t>
             </w:r>
             <w:r>
@@ -3901,7 +4303,6 @@
                 <w:noProof/>
                 <w:lang w:bidi="te-IN"/>
               </w:rPr>
-              <w:lastRenderedPageBreak/>
               <w:drawing>
                 <wp:inline distT="0" distB="0" distL="0" distR="0" wp14:anchorId="64F65163" wp14:editId="589D2EB6">
                   <wp:extent cx="5610225" cy="3619500"/>
@@ -3918,7 +4319,7 @@
                           <pic:cNvPicPr/>
                         </pic:nvPicPr>
                         <pic:blipFill>
-                          <a:blip r:embed="rId20"/>
+                          <a:blip r:embed="rId21"/>
                           <a:stretch>
                             <a:fillRect/>
                           </a:stretch>
@@ -3958,7 +4359,6 @@
               <w:shd w:val="clear" w:color="auto" w:fill="auto"/>
             </w:pPr>
             <w:r>
-              <w:lastRenderedPageBreak/>
               <w:t>@FormParam</w:t>
             </w:r>
           </w:p>
@@ -4031,6 +4431,7 @@
                 <w:szCs w:val="24"/>
                 <w:lang w:bidi="te-IN"/>
               </w:rPr>
+              <w:lastRenderedPageBreak/>
               <w:t>@CookieParam</w:t>
             </w:r>
           </w:p>
@@ -4111,9 +4512,9 @@
                   <o:lock v:ext="edit" aspectratio="t"/>
                 </v:shapetype>
                 <v:shape id="_x0000_i1025" type="#_x0000_t75" style="width:316.5pt;height:213.75pt" o:ole="">
-                  <v:imagedata r:id="rId21" o:title=""/>
+                  <v:imagedata r:id="rId22" o:title=""/>
                 </v:shape>
-                <o:OLEObject Type="Embed" ProgID="PBrush" ShapeID="_x0000_i1025" DrawAspect="Content" ObjectID="_1818412180" r:id="rId22"/>
+                <o:OLEObject Type="Embed" ProgID="PBrush" ShapeID="_x0000_i1025" DrawAspect="Content" ObjectID="_1819093804" r:id="rId23"/>
               </w:object>
             </w:r>
           </w:p>
@@ -4211,7 +4612,6 @@
               <w:shd w:val="clear" w:color="auto" w:fill="auto"/>
             </w:pPr>
             <w:r>
-              <w:lastRenderedPageBreak/>
               <w:t>HttpHeaders headers; // headers.getCookies(); cookies.keyset()</w:t>
             </w:r>
           </w:p>
@@ -5135,6 +5535,7 @@
               <w:shd w:val="clear" w:color="auto" w:fill="auto"/>
             </w:pPr>
             <w:r>
+              <w:lastRenderedPageBreak/>
               <w:t>see here now Employee object is directly binded to class without any @RequestBody</w:t>
             </w:r>
           </w:p>
@@ -5151,6 +5552,7 @@
               <w:shd w:val="clear" w:color="auto" w:fill="auto"/>
             </w:pPr>
             <w:r>
+              <w:lastRenderedPageBreak/>
               <w:t>@Provider</w:t>
             </w:r>
           </w:p>
@@ -5328,7 +5730,6 @@
         <w:pStyle w:val="h3-gr"/>
       </w:pPr>
       <w:r>
-        <w:lastRenderedPageBreak/>
         <w:t>Throw inbuilt exception classes</w:t>
       </w:r>
     </w:p>
@@ -6669,6 +7070,7 @@
                 <w:szCs w:val="24"/>
                 <w:lang w:eastAsia="en-IN" w:bidi="te-IN"/>
               </w:rPr>
+              <w:lastRenderedPageBreak/>
               <w:t xml:space="preserve">                                                          </w:t>
             </w:r>
             <w:r>
@@ -7301,7 +7703,6 @@
                 <w:szCs w:val="24"/>
                 <w:lang w:eastAsia="en-IN" w:bidi="te-IN"/>
               </w:rPr>
-              <w:lastRenderedPageBreak/>
               <w:t>ForbiddenException</w:t>
             </w:r>
             <w:r>
@@ -7800,7 +8201,6 @@
                 <w:szCs w:val="24"/>
                 <w:lang w:eastAsia="en-IN" w:bidi="te-IN"/>
               </w:rPr>
-              <w:lastRenderedPageBreak/>
               <w:t>throw these exception if mistake is from client side</w:t>
             </w:r>
             <w:r>
@@ -7952,7 +8352,6 @@
                 <w:szCs w:val="24"/>
                 <w:lang w:eastAsia="en-IN" w:bidi="te-IN"/>
               </w:rPr>
-              <w:lastRenderedPageBreak/>
               <w:t></w:t>
             </w:r>
             <w:r>
@@ -8394,7 +8793,6 @@
     </w:tbl>
     <w:p>
       <w:r>
-        <w:lastRenderedPageBreak/>
         <w:t xml:space="preserve">Below states even if we throw pre defined exception proper response will be sent back </w:t>
       </w:r>
     </w:p>
@@ -8453,6 +8851,7 @@
                 <w:noProof/>
                 <w:lang w:eastAsia="en-IN" w:bidi="te-IN"/>
               </w:rPr>
+              <w:lastRenderedPageBreak/>
               <w:drawing>
                 <wp:inline distT="0" distB="0" distL="0" distR="0" wp14:anchorId="44191D6B" wp14:editId="128A76A7">
                   <wp:extent cx="5467350" cy="2600325"/>
@@ -8469,7 +8868,7 @@
                           <pic:cNvPicPr/>
                         </pic:nvPicPr>
                         <pic:blipFill>
-                          <a:blip r:embed="rId23"/>
+                          <a:blip r:embed="rId24"/>
                           <a:stretch>
                             <a:fillRect/>
                           </a:stretch>
@@ -10316,7 +10715,6 @@
             </w14:srgbClr>
           </w14:shadow>
         </w:rPr>
-        <w:lastRenderedPageBreak/>
         <w:t xml:space="preserve">Exception handling </w:t>
       </w:r>
       <w:r>
@@ -10518,6 +10916,7 @@
         <w:pStyle w:val="green"/>
       </w:pPr>
       <w:r>
+        <w:lastRenderedPageBreak/>
         <w:t>In jax-rs</w:t>
       </w:r>
     </w:p>
@@ -10964,7 +11363,6 @@
                 <w:bCs w:val="0"/>
                 <w:color w:val="70AD47" w:themeColor="accent6"/>
               </w:rPr>
-              <w:lastRenderedPageBreak/>
               <w:t xml:space="preserve">    // Getters for JSON serialization</w:t>
             </w:r>
           </w:p>
@@ -11192,7 +11590,6 @@
                 <w:bCs w:val="0"/>
                 <w:color w:val="70AD47" w:themeColor="accent6"/>
               </w:rPr>
-              <w:lastRenderedPageBreak/>
               <w:t>import javax.ws.rs.core.Response;</w:t>
             </w:r>
           </w:p>
@@ -11584,7 +11981,6 @@
                 <w:bCs w:val="0"/>
                 <w:color w:val="70AD47" w:themeColor="accent6"/>
               </w:rPr>
-              <w:lastRenderedPageBreak/>
               <w:t xml:space="preserve">                       .build();</w:t>
             </w:r>
           </w:p>
@@ -11699,6 +12095,7 @@
                 <w:bCs w:val="0"/>
                 <w:color w:val="70AD47" w:themeColor="accent6"/>
               </w:rPr>
+              <w:lastRenderedPageBreak/>
               <w:t>@GET</w:t>
             </w:r>
           </w:p>
@@ -11908,6 +12305,7 @@
               <w:rPr>
                 <w:color w:val="70AD47" w:themeColor="accent6"/>
               </w:rPr>
+              <w:lastRenderedPageBreak/>
               <w:t>client receives below in postman</w:t>
             </w:r>
           </w:p>
@@ -11917,6 +12315,7 @@
               <w:cnfStyle w:val="100000000000" w:firstRow="1" w:lastRow="0" w:firstColumn="0" w:lastColumn="0" w:oddVBand="0" w:evenVBand="0" w:oddHBand="0" w:evenHBand="0" w:firstRowFirstColumn="0" w:firstRowLastColumn="0" w:lastRowFirstColumn="0" w:lastRowLastColumn="0"/>
             </w:pPr>
             <w:r>
+              <w:lastRenderedPageBreak/>
               <w:t>HTTP/1.1 404 Not Found</w:t>
             </w:r>
           </w:p>
@@ -11991,6 +12390,7 @@
         <w:pStyle w:val="green"/>
       </w:pPr>
       <w:r>
+        <w:lastRenderedPageBreak/>
         <w:t>Read in gemini on “is spring REST and jax-rs are both same?”</w:t>
       </w:r>
     </w:p>
@@ -12017,13 +12417,28 @@
         <w:pStyle w:val="h3-cem"/>
         <w:rPr>
           <w:color w:val="BFBFBF" w:themeColor="background1" w:themeShade="BF"/>
+          <w14:textFill>
+            <w14:solidFill>
+              <w14:schemeClr w14:val="bg1">
+                <w14:lumMod w14:val="75000"/>
+                <w14:lumMod w14:val="75000"/>
+              </w14:schemeClr>
+            </w14:solidFill>
+          </w14:textFill>
         </w:rPr>
       </w:pPr>
       <w:r>
         <w:rPr>
           <w:color w:val="BFBFBF" w:themeColor="background1" w:themeShade="BF"/>
-        </w:rPr>
-        <w:lastRenderedPageBreak/>
+          <w14:textFill>
+            <w14:solidFill>
+              <w14:schemeClr w14:val="bg1">
+                <w14:lumMod w14:val="75000"/>
+                <w14:lumMod w14:val="75000"/>
+              </w14:schemeClr>
+            </w14:solidFill>
+          </w14:textFill>
+        </w:rPr>
         <w:t>CRUD program</w:t>
       </w:r>
     </w:p>
@@ -12058,7 +12473,7 @@
               <w:pStyle w:val="green"/>
               <w:shd w:val="clear" w:color="auto" w:fill="auto"/>
             </w:pPr>
-            <w:hyperlink r:id="rId24" w:history="1">
+            <w:hyperlink r:id="rId25" w:history="1">
               <w:r>
                 <w:rPr>
                   <w:rStyle w:val="Hyperlink"/>
@@ -12102,7 +12517,7 @@
                           <pic:cNvPicPr/>
                         </pic:nvPicPr>
                         <pic:blipFill>
-                          <a:blip r:embed="rId8"/>
+                          <a:blip r:embed="rId9"/>
                           <a:stretch>
                             <a:fillRect/>
                           </a:stretch>
@@ -12195,7 +12610,7 @@
           <w:rStyle w:val="Hyperlink"/>
         </w:rPr>
       </w:pPr>
-      <w:hyperlink r:id="rId25" w:anchor="SpringBoot-SpringBootCXFJAX-RSStarter" w:history="1">
+      <w:hyperlink r:id="rId26" w:anchor="SpringBoot-SpringBootCXFJAX-RSStarter" w:history="1">
         <w:r>
           <w:rPr>
             <w:rStyle w:val="Hyperlink"/>
@@ -12514,21 +12929,42 @@
           <w:p>
             <w:pPr>
               <w:pStyle w:val="green"/>
-              <w:shd w:val="clear" w:color="auto" w:fill="auto"/>
-              <w:ind w:left="720"/>
-              <w:rPr>
-                <w:color w:val="79074C"/>
-                <w:szCs w:val="28"/>
-                <w:lang w:bidi="te-IN"/>
-              </w:rPr>
-            </w:pPr>
+            </w:pPr>
+            <w:r>
+              <w:t>In spring if u just annotate with @RestController, @PostMapping,</w:t>
+            </w:r>
           </w:p>
           <w:p>
             <w:pPr>
               <w:pStyle w:val="green"/>
               <w:shd w:val="clear" w:color="auto" w:fill="auto"/>
-              <w:ind w:left="720"/>
-            </w:pPr>
+            </w:pPr>
+            <w:r>
+              <w:t xml:space="preserve"> spring will auto detect these anno and register them as endpoints</w:t>
+            </w:r>
+          </w:p>
+          <w:p>
+            <w:pPr>
+              <w:pStyle w:val="green"/>
+              <w:shd w:val="clear" w:color="auto" w:fill="auto"/>
+            </w:pPr>
+          </w:p>
+          <w:p>
+            <w:pPr>
+              <w:pStyle w:val="green"/>
+              <w:shd w:val="clear" w:color="auto" w:fill="auto"/>
+            </w:pPr>
+            <w:r>
+              <w:t xml:space="preserve">but this is not the case with jax-rs, in jax-rs we need to manually register all controllers to server as service beans </w:t>
+            </w:r>
+          </w:p>
+          <w:p>
+            <w:pPr>
+              <w:pStyle w:val="green"/>
+              <w:shd w:val="clear" w:color="auto" w:fill="auto"/>
+            </w:pPr>
+            <w:bookmarkStart w:id="0" w:name="_GoBack"/>
+            <w:bookmarkEnd w:id="0"/>
           </w:p>
           <w:p>
             <w:pPr>
@@ -12746,7 +13182,6 @@
                 <w:szCs w:val="28"/>
                 <w:lang w:bidi="te-IN"/>
               </w:rPr>
-              <w:lastRenderedPageBreak/>
               <w:br/>
               <w:t xml:space="preserve">   </w:t>
             </w:r>
@@ -13571,44 +14006,6 @@
           <w:p>
             <w:pPr>
               <w:pStyle w:val="green"/>
-            </w:pPr>
-            <w:r>
-              <w:t>In spring if u just annotate with @RestController, @PostMapping,</w:t>
-            </w:r>
-          </w:p>
-          <w:p>
-            <w:pPr>
-              <w:pStyle w:val="green"/>
-              <w:shd w:val="clear" w:color="auto" w:fill="auto"/>
-            </w:pPr>
-            <w:r>
-              <w:t xml:space="preserve"> spring will auto detect these anno and register them as endpoints</w:t>
-            </w:r>
-          </w:p>
-          <w:p>
-            <w:pPr>
-              <w:pStyle w:val="green"/>
-              <w:shd w:val="clear" w:color="auto" w:fill="auto"/>
-            </w:pPr>
-          </w:p>
-          <w:p>
-            <w:pPr>
-              <w:pStyle w:val="green"/>
-              <w:shd w:val="clear" w:color="auto" w:fill="auto"/>
-            </w:pPr>
-            <w:r>
-              <w:t xml:space="preserve">but this is not the case with jax-rs, in jax-rs we need to manually register all controllers </w:t>
-            </w:r>
-            <w:r>
-              <w:t xml:space="preserve">to server </w:t>
-            </w:r>
-            <w:r>
-              <w:t xml:space="preserve">as service beans </w:t>
-            </w:r>
-          </w:p>
-          <w:p>
-            <w:pPr>
-              <w:pStyle w:val="green"/>
               <w:shd w:val="clear" w:color="auto" w:fill="auto"/>
             </w:pPr>
           </w:p>
@@ -14143,7 +14540,6 @@
                 <w:szCs w:val="28"/>
                 <w:lang w:eastAsia="en-IN" w:bidi="te-IN"/>
               </w:rPr>
-              <w:lastRenderedPageBreak/>
               <w:t>@Consumes</w:t>
             </w:r>
             <w:r>
@@ -14919,6 +15315,15 @@
                 <w:lang w:eastAsia="en-IN" w:bidi="te-IN"/>
               </w:rPr>
               <w:br/>
+            </w:r>
+            <w:r>
+              <w:rPr>
+                <w:rFonts w:eastAsia="Times New Roman"/>
+                <w:color w:val="4D4D4A"/>
+                <w:szCs w:val="28"/>
+                <w:lang w:eastAsia="en-IN" w:bidi="te-IN"/>
+              </w:rPr>
+              <w:lastRenderedPageBreak/>
               <w:t xml:space="preserve">        </w:t>
             </w:r>
             <w:r>
@@ -15396,7 +15801,6 @@
               <w:rPr>
                 <w:rStyle w:val="hljs-keyword"/>
               </w:rPr>
-              <w:lastRenderedPageBreak/>
               <w:t>import</w:t>
             </w:r>
             <w:r>
@@ -16142,6 +16546,7 @@
               <w:rPr>
                 <w:rStyle w:val="citation-42"/>
               </w:rPr>
+              <w:lastRenderedPageBreak/>
               <w:t xml:space="preserve">        User user = userRepository.findById(id)</w:t>
             </w:r>
           </w:p>
@@ -16467,7 +16872,6 @@
                 <w:noProof/>
                 <w:lang w:bidi="te-IN"/>
               </w:rPr>
-              <w:lastRenderedPageBreak/>
               <w:drawing>
                 <wp:inline distT="0" distB="0" distL="0" distR="0" wp14:anchorId="75481D33" wp14:editId="6A951D3E">
                   <wp:extent cx="4733925" cy="2667000"/>
@@ -16484,7 +16888,7 @@
                           <pic:cNvPicPr/>
                         </pic:nvPicPr>
                         <pic:blipFill>
-                          <a:blip r:embed="rId26"/>
+                          <a:blip r:embed="rId27"/>
                           <a:stretch>
                             <a:fillRect/>
                           </a:stretch>
@@ -16537,7 +16941,6 @@
               <w:pStyle w:val="green"/>
             </w:pPr>
             <w:r>
-              <w:lastRenderedPageBreak/>
               <w:t>//JAX-RS Imports</w:t>
             </w:r>
           </w:p>
@@ -16716,6 +17119,7 @@
               <w:rPr>
                 <w:color w:val="F4B083" w:themeColor="accent2" w:themeTint="99"/>
               </w:rPr>
+              <w:lastRenderedPageBreak/>
               <w:t xml:space="preserve"> Category cat = (Category) getCategoryDAO().getCategory(id);</w:t>
             </w:r>
           </w:p>
@@ -16995,214 +17399,214 @@
               <w:rPr>
                 <w:color w:val="F4B083" w:themeColor="accent2" w:themeTint="99"/>
               </w:rPr>
+              <w:t xml:space="preserve"> if (cat != null) {</w:t>
+            </w:r>
+          </w:p>
+          <w:p>
+            <w:pPr>
+              <w:pStyle w:val="green"/>
+              <w:rPr>
+                <w:color w:val="F4B083" w:themeColor="accent2" w:themeTint="99"/>
+              </w:rPr>
+            </w:pPr>
+            <w:r>
+              <w:rPr>
+                <w:color w:val="F4B083" w:themeColor="accent2" w:themeTint="99"/>
+              </w:rPr>
+              <w:t xml:space="preserve"> </w:t>
+            </w:r>
+            <w:r>
+              <w:rPr>
+                <w:color w:val="F4B083" w:themeColor="accent2" w:themeTint="99"/>
+              </w:rPr>
+              <w:t xml:space="preserve">           </w:t>
+            </w:r>
+            <w:r>
+              <w:rPr>
+                <w:color w:val="F4B083" w:themeColor="accent2" w:themeTint="99"/>
+              </w:rPr>
+              <w:t>return Response.status(Status.BAD_REQUEST).build();</w:t>
+            </w:r>
+          </w:p>
+          <w:p>
+            <w:pPr>
+              <w:pStyle w:val="green"/>
+              <w:rPr>
+                <w:color w:val="F4B083" w:themeColor="accent2" w:themeTint="99"/>
+              </w:rPr>
+            </w:pPr>
+            <w:r>
+              <w:rPr>
+                <w:color w:val="F4B083" w:themeColor="accent2" w:themeTint="99"/>
+              </w:rPr>
+              <w:t xml:space="preserve"> } else {</w:t>
+            </w:r>
+          </w:p>
+          <w:p>
+            <w:pPr>
+              <w:pStyle w:val="green"/>
+              <w:rPr>
+                <w:color w:val="F4B083" w:themeColor="accent2" w:themeTint="99"/>
+              </w:rPr>
+            </w:pPr>
+            <w:r>
+              <w:rPr>
+                <w:color w:val="F4B083" w:themeColor="accent2" w:themeTint="99"/>
+              </w:rPr>
+              <w:t xml:space="preserve">        </w:t>
+            </w:r>
+            <w:r>
+              <w:rPr>
+                <w:color w:val="F4B083" w:themeColor="accent2" w:themeTint="99"/>
+              </w:rPr>
+              <w:t xml:space="preserve"> getCategoryDAO().addCategory(category);</w:t>
+            </w:r>
+          </w:p>
+          <w:p>
+            <w:pPr>
+              <w:pStyle w:val="green"/>
+              <w:rPr>
+                <w:color w:val="F4B083" w:themeColor="accent2" w:themeTint="99"/>
+              </w:rPr>
+            </w:pPr>
+            <w:r>
+              <w:rPr>
+                <w:color w:val="F4B083" w:themeColor="accent2" w:themeTint="99"/>
+              </w:rPr>
+              <w:t xml:space="preserve"> </w:t>
+            </w:r>
+            <w:r>
+              <w:rPr>
+                <w:color w:val="F4B083" w:themeColor="accent2" w:themeTint="99"/>
+              </w:rPr>
+              <w:t xml:space="preserve">     </w:t>
+            </w:r>
+            <w:r>
+              <w:rPr>
+                <w:color w:val="F4B083" w:themeColor="accent2" w:themeTint="99"/>
+              </w:rPr>
+              <w:t>return Response.ok(category).build();</w:t>
+            </w:r>
+          </w:p>
+          <w:p>
+            <w:pPr>
+              <w:pStyle w:val="green"/>
+              <w:rPr>
+                <w:color w:val="F4B083" w:themeColor="accent2" w:themeTint="99"/>
+              </w:rPr>
+            </w:pPr>
+            <w:r>
+              <w:rPr>
+                <w:color w:val="F4B083" w:themeColor="accent2" w:themeTint="99"/>
+              </w:rPr>
+              <w:t>}</w:t>
+            </w:r>
+          </w:p>
+          <w:p>
+            <w:pPr>
+              <w:pStyle w:val="green"/>
+            </w:pPr>
+            <w:r>
+              <w:rPr>
+                <w:color w:val="F4B083" w:themeColor="accent2" w:themeTint="99"/>
+              </w:rPr>
+              <w:t>}</w:t>
+            </w:r>
+          </w:p>
+          <w:p>
+            <w:pPr>
+              <w:pStyle w:val="green"/>
+            </w:pPr>
+            <w:r>
+              <w:t xml:space="preserve"> @DELETE</w:t>
+            </w:r>
+          </w:p>
+          <w:p>
+            <w:pPr>
+              <w:pStyle w:val="green"/>
+            </w:pPr>
+            <w:r>
+              <w:t xml:space="preserve"> @Path("/category/{id}")</w:t>
+            </w:r>
+          </w:p>
+          <w:p>
+            <w:pPr>
+              <w:pStyle w:val="green"/>
+            </w:pPr>
+            <w:r>
+              <w:t xml:space="preserve"> public void deleteCategory(@PathParam("id") String id) {</w:t>
+            </w:r>
+          </w:p>
+          <w:p>
+            <w:pPr>
+              <w:pStyle w:val="green"/>
+            </w:pPr>
+            <w:r>
+              <w:t xml:space="preserve"> }</w:t>
+            </w:r>
+          </w:p>
+          <w:p>
+            <w:pPr>
+              <w:pStyle w:val="green"/>
+            </w:pPr>
+            <w:r>
+              <w:t xml:space="preserve"> @PUT</w:t>
+            </w:r>
+          </w:p>
+          <w:p>
+            <w:pPr>
+              <w:pStyle w:val="green"/>
+            </w:pPr>
+            <w:r>
+              <w:t xml:space="preserve"> @Path("/category")</w:t>
+            </w:r>
+          </w:p>
+          <w:p>
+            <w:pPr>
+              <w:pStyle w:val="green"/>
+            </w:pPr>
+            <w:r>
+              <w:t xml:space="preserve"> public void updateCategory(Category category) {</w:t>
+            </w:r>
+          </w:p>
+          <w:p>
+            <w:pPr>
+              <w:pStyle w:val="green"/>
+            </w:pPr>
+            <w:r>
+              <w:t xml:space="preserve"> }</w:t>
+            </w:r>
+          </w:p>
+          <w:p>
+            <w:pPr>
+              <w:pStyle w:val="green"/>
+            </w:pPr>
+            <w:r>
+              <w:t xml:space="preserve"> @POST</w:t>
+            </w:r>
+          </w:p>
+          <w:p>
+            <w:pPr>
+              <w:pStyle w:val="green"/>
+            </w:pPr>
+            <w:r>
+              <w:t xml:space="preserve"> @Path("/category/book")</w:t>
+            </w:r>
+          </w:p>
+          <w:p>
+            <w:pPr>
+              <w:pStyle w:val="green"/>
+            </w:pPr>
+            <w:r>
+              <w:t xml:space="preserve"> @Consumes("application/xml")</w:t>
+            </w:r>
+          </w:p>
+          <w:p>
+            <w:pPr>
+              <w:pStyle w:val="green"/>
+            </w:pPr>
+            <w:r>
               <w:lastRenderedPageBreak/>
-              <w:t xml:space="preserve"> if (cat != null) {</w:t>
-            </w:r>
-          </w:p>
-          <w:p>
-            <w:pPr>
-              <w:pStyle w:val="green"/>
-              <w:rPr>
-                <w:color w:val="F4B083" w:themeColor="accent2" w:themeTint="99"/>
-              </w:rPr>
-            </w:pPr>
-            <w:r>
-              <w:rPr>
-                <w:color w:val="F4B083" w:themeColor="accent2" w:themeTint="99"/>
-              </w:rPr>
-              <w:t xml:space="preserve"> </w:t>
-            </w:r>
-            <w:r>
-              <w:rPr>
-                <w:color w:val="F4B083" w:themeColor="accent2" w:themeTint="99"/>
-              </w:rPr>
-              <w:t xml:space="preserve">           </w:t>
-            </w:r>
-            <w:r>
-              <w:rPr>
-                <w:color w:val="F4B083" w:themeColor="accent2" w:themeTint="99"/>
-              </w:rPr>
-              <w:t>return Response.status(Status.BAD_REQUEST).build();</w:t>
-            </w:r>
-          </w:p>
-          <w:p>
-            <w:pPr>
-              <w:pStyle w:val="green"/>
-              <w:rPr>
-                <w:color w:val="F4B083" w:themeColor="accent2" w:themeTint="99"/>
-              </w:rPr>
-            </w:pPr>
-            <w:r>
-              <w:rPr>
-                <w:color w:val="F4B083" w:themeColor="accent2" w:themeTint="99"/>
-              </w:rPr>
-              <w:t xml:space="preserve"> } else {</w:t>
-            </w:r>
-          </w:p>
-          <w:p>
-            <w:pPr>
-              <w:pStyle w:val="green"/>
-              <w:rPr>
-                <w:color w:val="F4B083" w:themeColor="accent2" w:themeTint="99"/>
-              </w:rPr>
-            </w:pPr>
-            <w:r>
-              <w:rPr>
-                <w:color w:val="F4B083" w:themeColor="accent2" w:themeTint="99"/>
-              </w:rPr>
-              <w:t xml:space="preserve">        </w:t>
-            </w:r>
-            <w:r>
-              <w:rPr>
-                <w:color w:val="F4B083" w:themeColor="accent2" w:themeTint="99"/>
-              </w:rPr>
-              <w:t xml:space="preserve"> getCategoryDAO().addCategory(category);</w:t>
-            </w:r>
-          </w:p>
-          <w:p>
-            <w:pPr>
-              <w:pStyle w:val="green"/>
-              <w:rPr>
-                <w:color w:val="F4B083" w:themeColor="accent2" w:themeTint="99"/>
-              </w:rPr>
-            </w:pPr>
-            <w:r>
-              <w:rPr>
-                <w:color w:val="F4B083" w:themeColor="accent2" w:themeTint="99"/>
-              </w:rPr>
-              <w:t xml:space="preserve"> </w:t>
-            </w:r>
-            <w:r>
-              <w:rPr>
-                <w:color w:val="F4B083" w:themeColor="accent2" w:themeTint="99"/>
-              </w:rPr>
-              <w:t xml:space="preserve">     </w:t>
-            </w:r>
-            <w:r>
-              <w:rPr>
-                <w:color w:val="F4B083" w:themeColor="accent2" w:themeTint="99"/>
-              </w:rPr>
-              <w:t>return Response.ok(category).build();</w:t>
-            </w:r>
-          </w:p>
-          <w:p>
-            <w:pPr>
-              <w:pStyle w:val="green"/>
-              <w:rPr>
-                <w:color w:val="F4B083" w:themeColor="accent2" w:themeTint="99"/>
-              </w:rPr>
-            </w:pPr>
-            <w:r>
-              <w:rPr>
-                <w:color w:val="F4B083" w:themeColor="accent2" w:themeTint="99"/>
-              </w:rPr>
-              <w:t>}</w:t>
-            </w:r>
-          </w:p>
-          <w:p>
-            <w:pPr>
-              <w:pStyle w:val="green"/>
-            </w:pPr>
-            <w:r>
-              <w:rPr>
-                <w:color w:val="F4B083" w:themeColor="accent2" w:themeTint="99"/>
-              </w:rPr>
-              <w:t>}</w:t>
-            </w:r>
-          </w:p>
-          <w:p>
-            <w:pPr>
-              <w:pStyle w:val="green"/>
-            </w:pPr>
-            <w:r>
-              <w:t xml:space="preserve"> @DELETE</w:t>
-            </w:r>
-          </w:p>
-          <w:p>
-            <w:pPr>
-              <w:pStyle w:val="green"/>
-            </w:pPr>
-            <w:r>
-              <w:t xml:space="preserve"> @Path("/category/{id}")</w:t>
-            </w:r>
-          </w:p>
-          <w:p>
-            <w:pPr>
-              <w:pStyle w:val="green"/>
-            </w:pPr>
-            <w:r>
-              <w:t xml:space="preserve"> public void deleteCategory(@PathParam("id") String id) {</w:t>
-            </w:r>
-          </w:p>
-          <w:p>
-            <w:pPr>
-              <w:pStyle w:val="green"/>
-            </w:pPr>
-            <w:r>
-              <w:t xml:space="preserve"> }</w:t>
-            </w:r>
-          </w:p>
-          <w:p>
-            <w:pPr>
-              <w:pStyle w:val="green"/>
-            </w:pPr>
-            <w:r>
-              <w:t xml:space="preserve"> @PUT</w:t>
-            </w:r>
-          </w:p>
-          <w:p>
-            <w:pPr>
-              <w:pStyle w:val="green"/>
-            </w:pPr>
-            <w:r>
-              <w:t xml:space="preserve"> @Path("/category")</w:t>
-            </w:r>
-          </w:p>
-          <w:p>
-            <w:pPr>
-              <w:pStyle w:val="green"/>
-            </w:pPr>
-            <w:r>
-              <w:t xml:space="preserve"> public void updateCategory(Category category) {</w:t>
-            </w:r>
-          </w:p>
-          <w:p>
-            <w:pPr>
-              <w:pStyle w:val="green"/>
-            </w:pPr>
-            <w:r>
-              <w:t xml:space="preserve"> }</w:t>
-            </w:r>
-          </w:p>
-          <w:p>
-            <w:pPr>
-              <w:pStyle w:val="green"/>
-            </w:pPr>
-            <w:r>
-              <w:t xml:space="preserve"> @POST</w:t>
-            </w:r>
-          </w:p>
-          <w:p>
-            <w:pPr>
-              <w:pStyle w:val="green"/>
-            </w:pPr>
-            <w:r>
-              <w:t xml:space="preserve"> @Path("/category/book")</w:t>
-            </w:r>
-          </w:p>
-          <w:p>
-            <w:pPr>
-              <w:pStyle w:val="green"/>
-            </w:pPr>
-            <w:r>
-              <w:t xml:space="preserve"> @Consumes("application/xml")</w:t>
-            </w:r>
-          </w:p>
-          <w:p>
-            <w:pPr>
-              <w:pStyle w:val="green"/>
-            </w:pPr>
-            <w:r>
               <w:t xml:space="preserve"> public void addBooks(Category category) {</w:t>
             </w:r>
           </w:p>
@@ -17732,16 +18136,6 @@
                 <w:lang w:eastAsia="en-IN" w:bidi="te-IN"/>
               </w:rPr>
               <w:br/>
-            </w:r>
-            <w:r>
-              <w:rPr>
-                <w:rFonts w:eastAsia="Times New Roman"/>
-                <w:color w:val="4D4D4A"/>
-                <w:sz w:val="24"/>
-                <w:szCs w:val="24"/>
-                <w:lang w:eastAsia="en-IN" w:bidi="te-IN"/>
-              </w:rPr>
-              <w:lastRenderedPageBreak/>
               <w:t xml:space="preserve">    endPoint.</w:t>
             </w:r>
             <w:r>
@@ -18421,6 +18815,7 @@
                 <w:szCs w:val="28"/>
                 <w:lang w:eastAsia="en-IN" w:bidi="te-IN"/>
               </w:rPr>
+              <w:lastRenderedPageBreak/>
               <w:t>        &lt;bean class="org.apache.cxf.systest.jaxrs.security.SecureBookStoreNoAnnotations"/&gt;</w:t>
             </w:r>
           </w:p>
@@ -18743,7 +19138,6 @@
         <w:pStyle w:val="h3-gr"/>
       </w:pPr>
       <w:r>
-        <w:lastRenderedPageBreak/>
         <w:t>Returning proper response</w:t>
       </w:r>
     </w:p>
@@ -20134,6 +20528,7 @@
         <w:pStyle w:val="h3-gr"/>
       </w:pPr>
       <w:r>
+        <w:lastRenderedPageBreak/>
         <w:t>Best practices</w:t>
       </w:r>
     </w:p>
@@ -20249,6 +20644,14 @@
           <w:rStyle w:val="Emphasis"/>
           <w:rFonts w:eastAsiaTheme="majorEastAsia"/>
           <w:color w:val="BFBFBF" w:themeColor="background1" w:themeShade="BF"/>
+          <w14:textFill>
+            <w14:solidFill>
+              <w14:schemeClr w14:val="bg1">
+                <w14:lumMod w14:val="75000"/>
+                <w14:lumMod w14:val="75000"/>
+              </w14:schemeClr>
+            </w14:solidFill>
+          </w14:textFill>
         </w:rPr>
       </w:pPr>
       <w:r>
@@ -20256,8 +20659,15 @@
           <w:rStyle w:val="Emphasis"/>
           <w:rFonts w:eastAsiaTheme="majorEastAsia"/>
           <w:color w:val="BFBFBF" w:themeColor="background1" w:themeShade="BF"/>
-        </w:rPr>
-        <w:lastRenderedPageBreak/>
+          <w14:textFill>
+            <w14:solidFill>
+              <w14:schemeClr w14:val="bg1">
+                <w14:lumMod w14:val="75000"/>
+                <w14:lumMod w14:val="75000"/>
+              </w14:schemeClr>
+            </w14:solidFill>
+          </w14:textFill>
+        </w:rPr>
         <w:t>HTTP Methods</w:t>
       </w:r>
     </w:p>
@@ -20430,6 +20840,7 @@
           <w:b/>
           <w:bCs/>
         </w:rPr>
+        <w:lastRenderedPageBreak/>
         <w:t>Scalable:</w:t>
       </w:r>
       <w:r>
@@ -20519,7 +20930,7 @@
       <w:r>
         <w:t xml:space="preserve">To see all the jars in apache cxf </w:t>
       </w:r>
-      <w:hyperlink r:id="rId27" w:history="1">
+      <w:hyperlink r:id="rId28" w:history="1">
         <w:r>
           <w:rPr>
             <w:rStyle w:val="Hyperlink"/>
@@ -20775,7 +21186,6 @@
               <w:shd w:val="clear" w:color="auto" w:fill="auto"/>
             </w:pPr>
             <w:r>
-              <w:lastRenderedPageBreak/>
               <w:tab/>
               <w:t>&lt;/parent&gt;</w:t>
             </w:r>
@@ -20810,7 +21220,6 @@
               <w:pStyle w:val="green"/>
             </w:pPr>
             <w:r>
-              <w:lastRenderedPageBreak/>
               <w:t>&lt;dependency&gt;</w:t>
             </w:r>
           </w:p>
@@ -21001,6 +21410,7 @@
               <w:pStyle w:val="green"/>
             </w:pPr>
             <w:r>
+              <w:lastRenderedPageBreak/>
               <w:t>&lt;/dependency&gt;</w:t>
             </w:r>
           </w:p>
@@ -21014,6 +21424,7 @@
               <w:pStyle w:val="green"/>
             </w:pPr>
             <w:r>
+              <w:lastRenderedPageBreak/>
               <w:t>SAMPLE cxf jars</w:t>
             </w:r>
           </w:p>
@@ -21120,9 +21531,10 @@
                 <w:color w:val="000000"/>
                 <w:szCs w:val="28"/>
               </w:rPr>
+              <w:lastRenderedPageBreak/>
               <w:t>This will in turn pull other </w:t>
             </w:r>
-            <w:hyperlink r:id="rId28" w:history="1">
+            <w:hyperlink r:id="rId29" w:history="1">
               <w:r>
                 <w:rPr>
                   <w:rStyle w:val="Hyperlink"/>
@@ -21174,7 +21586,7 @@
               </w:rPr>
               <w:t>, check </w:t>
             </w:r>
-            <w:hyperlink r:id="rId29" w:history="1">
+            <w:hyperlink r:id="rId30" w:history="1">
               <w:r>
                 <w:rPr>
                   <w:rStyle w:val="Hyperlink"/>
@@ -21205,6 +21617,7 @@
               <w:pStyle w:val="green"/>
             </w:pPr>
             <w:r>
+              <w:lastRenderedPageBreak/>
               <w:t>to consume cxf services use below jar</w:t>
             </w:r>
           </w:p>
@@ -21368,7 +21781,7 @@
           <w:szCs w:val="17"/>
         </w:rPr>
       </w:pPr>
-      <w:hyperlink r:id="rId30" w:anchor="SpringBoot-SpringBootCXFJAX-RSStarter" w:history="1">
+      <w:hyperlink r:id="rId31" w:anchor="SpringBoot-SpringBootCXFJAX-RSStarter" w:history="1">
         <w:r>
           <w:rPr>
             <w:rStyle w:val="Hyperlink"/>
@@ -21568,7 +21981,7 @@
               </w:rPr>
               <w:t xml:space="preserve">– ex;- </w:t>
             </w:r>
-            <w:hyperlink r:id="rId31" w:history="1">
+            <w:hyperlink r:id="rId32" w:history="1">
               <w:r>
                 <w:rPr>
                   <w:rStyle w:val="Hyperlink"/>
@@ -21772,7 +22185,6 @@
           <w:sz w:val="17"/>
           <w:szCs w:val="17"/>
         </w:rPr>
-        <w:lastRenderedPageBreak/>
         <w:t>Use "</w:t>
       </w:r>
       <w:r>
@@ -21864,7 +22276,7 @@
         </w:rPr>
         <w:t>3.4.5</w:t>
       </w:r>
-      <w:hyperlink r:id="rId32" w:tooltip="3.5.0 " w:history="1">
+      <w:hyperlink r:id="rId33" w:tooltip="3.5.0 " w:history="1">
         <w:r>
           <w:rPr>
             <w:rStyle w:val="Hyperlink"/>
@@ -22313,6 +22725,7 @@
           <w:szCs w:val="24"/>
           <w:lang w:eastAsia="en-IN" w:bidi="te-IN"/>
         </w:rPr>
+        <w:lastRenderedPageBreak/>
         <w:t>Use "</w:t>
       </w:r>
       <w:r>
@@ -22838,13 +23251,28 @@
         <w:pStyle w:val="h3-cem"/>
         <w:rPr>
           <w:color w:val="BFBFBF" w:themeColor="background1" w:themeShade="BF"/>
+          <w14:textFill>
+            <w14:solidFill>
+              <w14:schemeClr w14:val="bg1">
+                <w14:lumMod w14:val="75000"/>
+                <w14:lumMod w14:val="75000"/>
+              </w14:schemeClr>
+            </w14:solidFill>
+          </w14:textFill>
         </w:rPr>
       </w:pPr>
       <w:r>
         <w:rPr>
           <w:color w:val="BFBFBF" w:themeColor="background1" w:themeShade="BF"/>
-        </w:rPr>
-        <w:lastRenderedPageBreak/>
+          <w14:textFill>
+            <w14:solidFill>
+              <w14:schemeClr w14:val="bg1">
+                <w14:lumMod w14:val="75000"/>
+                <w14:lumMod w14:val="75000"/>
+              </w14:schemeClr>
+            </w14:solidFill>
+          </w14:textFill>
+        </w:rPr>
         <w:t>HTTP status</w:t>
       </w:r>
     </w:p>
@@ -22943,41 +23371,17 @@
         <w:pStyle w:val="h2-g"/>
         <w:rPr>
           <w:color w:val="1F4E79" w:themeColor="accent1" w:themeShade="80"/>
-          <w14:textFill>
-            <w14:solidFill>
-              <w14:schemeClr w14:val="accent1">
-                <w14:lumMod w14:val="50000"/>
-                <w14:lumMod w14:val="50000"/>
-              </w14:schemeClr>
-            </w14:solidFill>
-          </w14:textFill>
         </w:rPr>
       </w:pPr>
       <w:r>
         <w:rPr>
           <w:color w:val="1F4E79" w:themeColor="accent1" w:themeShade="80"/>
-          <w14:textFill>
-            <w14:solidFill>
-              <w14:schemeClr w14:val="accent1">
-                <w14:lumMod w14:val="50000"/>
-                <w14:lumMod w14:val="50000"/>
-              </w14:schemeClr>
-            </w14:solidFill>
-          </w14:textFill>
         </w:rPr>
         <w:t>Sending data as json</w:t>
       </w:r>
       <w:r>
         <w:rPr>
           <w:color w:val="1F4E79" w:themeColor="accent1" w:themeShade="80"/>
-          <w14:textFill>
-            <w14:solidFill>
-              <w14:schemeClr w14:val="accent1">
-                <w14:lumMod w14:val="50000"/>
-                <w14:lumMod w14:val="50000"/>
-              </w14:schemeClr>
-            </w14:solidFill>
-          </w14:textFill>
         </w:rPr>
         <w:t xml:space="preserve"> , xml</w:t>
       </w:r>
@@ -23039,6 +23443,7 @@
               <w:pStyle w:val="green"/>
             </w:pPr>
             <w:r>
+              <w:lastRenderedPageBreak/>
               <w:t xml:space="preserve">    &lt;artifactId&gt;jackson-jakarta-rs-json-provider&lt;/artifactId&gt;</w:t>
             </w:r>
           </w:p>
@@ -23069,6 +23474,7 @@
               <w:pStyle w:val="green"/>
             </w:pPr>
             <w:r>
+              <w:lastRenderedPageBreak/>
               <w:t xml:space="preserve">@Consumes(“application/xml, application/json”) </w:t>
             </w:r>
           </w:p>
@@ -23105,6 +23511,7 @@
                 <w:noProof/>
                 <w:lang w:bidi="te-IN"/>
               </w:rPr>
+              <w:lastRenderedPageBreak/>
               <w:drawing>
                 <wp:inline distT="0" distB="0" distL="0" distR="0" wp14:anchorId="3AEE18C2" wp14:editId="5B389DDF">
                   <wp:extent cx="3743325" cy="1152525"/>
@@ -23121,7 +23528,7 @@
                           <pic:cNvPicPr/>
                         </pic:nvPicPr>
                         <pic:blipFill>
-                          <a:blip r:embed="rId33"/>
+                          <a:blip r:embed="rId34"/>
                           <a:stretch>
                             <a:fillRect/>
                           </a:stretch>
@@ -24394,6 +24801,7 @@
                 <w:szCs w:val="24"/>
                 <w:lang w:eastAsia="en-IN" w:bidi="te-IN"/>
               </w:rPr>
+              <w:lastRenderedPageBreak/>
               <w:br/>
               <w:t xml:space="preserve">    }</w:t>
             </w:r>
@@ -24454,6 +24862,7 @@
           </w:tcPr>
           <w:p>
             <w:r>
+              <w:lastRenderedPageBreak/>
               <w:t>default GET invoke</w:t>
             </w:r>
           </w:p>
@@ -24723,27 +25132,11 @@
         <w:pStyle w:val="h2-g"/>
         <w:rPr>
           <w:color w:val="1F4E79" w:themeColor="accent1" w:themeShade="80"/>
-          <w14:textFill>
-            <w14:solidFill>
-              <w14:schemeClr w14:val="accent1">
-                <w14:lumMod w14:val="50000"/>
-                <w14:lumMod w14:val="50000"/>
-              </w14:schemeClr>
-            </w14:solidFill>
-          </w14:textFill>
         </w:rPr>
       </w:pPr>
       <w:r>
         <w:rPr>
           <w:color w:val="1F4E79" w:themeColor="accent1" w:themeShade="80"/>
-          <w14:textFill>
-            <w14:solidFill>
-              <w14:schemeClr w14:val="accent1">
-                <w14:lumMod w14:val="50000"/>
-                <w14:lumMod w14:val="50000"/>
-              </w14:schemeClr>
-            </w14:solidFill>
-          </w14:textFill>
         </w:rPr>
         <w:t>Async</w:t>
       </w:r>
@@ -24839,7 +25232,6 @@
                 <w:szCs w:val="24"/>
                 <w:lang w:eastAsia="en-IN" w:bidi="te-IN"/>
               </w:rPr>
-              <w:lastRenderedPageBreak/>
               <w:t>@Path</w:t>
             </w:r>
             <w:r>
@@ -26003,7 +26395,7 @@
                           <pic:cNvPicPr/>
                         </pic:nvPicPr>
                         <pic:blipFill>
-                          <a:blip r:embed="rId34"/>
+                          <a:blip r:embed="rId35"/>
                           <a:stretch>
                             <a:fillRect/>
                           </a:stretch>
@@ -27538,7 +27930,7 @@
                           <pic:cNvPicPr/>
                         </pic:nvPicPr>
                         <pic:blipFill>
-                          <a:blip r:embed="rId35"/>
+                          <a:blip r:embed="rId36"/>
                           <a:stretch>
                             <a:fillRect/>
                           </a:stretch>
@@ -27615,6 +28007,7 @@
                 <w:noProof/>
                 <w:lang w:bidi="te-IN"/>
               </w:rPr>
+              <w:lastRenderedPageBreak/>
               <w:t>REST controller</w:t>
             </w:r>
           </w:p>
@@ -28546,16 +28939,6 @@
                 <w:lang w:eastAsia="en-IN" w:bidi="te-IN"/>
               </w:rPr>
               <w:br/>
-            </w:r>
-            <w:r>
-              <w:rPr>
-                <w:rFonts w:eastAsia="Times New Roman"/>
-                <w:color w:val="4D4D4A"/>
-                <w:sz w:val="24"/>
-                <w:szCs w:val="24"/>
-                <w:lang w:eastAsia="en-IN" w:bidi="te-IN"/>
-              </w:rPr>
-              <w:lastRenderedPageBreak/>
               <w:t xml:space="preserve">                        </w:t>
             </w:r>
             <w:r>
@@ -29247,7 +29630,6 @@
         <w:pStyle w:val="h3-blue1"/>
       </w:pPr>
       <w:r>
-        <w:lastRenderedPageBreak/>
         <w:t>Download a file</w:t>
       </w:r>
     </w:p>
@@ -29281,12 +29663,7 @@
               <w:shd w:val="clear" w:color="auto" w:fill="auto"/>
             </w:pPr>
             <w:r>
-              <w:t xml:space="preserve">while sending back a multipart file we must set the content-disposition </w:t>
-            </w:r>
-            <w:bookmarkStart w:id="0" w:name="_GoBack"/>
-            <w:bookmarkEnd w:id="0"/>
-            <w:r>
-              <w:t xml:space="preserve">header </w:t>
+              <w:t xml:space="preserve">while sending back a multipart file we must set the content-disposition header </w:t>
             </w:r>
           </w:p>
         </w:tc>
@@ -29935,6 +30312,7 @@
                 <w:szCs w:val="24"/>
                 <w:lang w:eastAsia="en-IN" w:bidi="te-IN"/>
               </w:rPr>
+              <w:lastRenderedPageBreak/>
               <w:br/>
               <w:t>}</w:t>
             </w:r>
@@ -29999,7 +30377,7 @@
                           <pic:cNvPicPr/>
                         </pic:nvPicPr>
                         <pic:blipFill>
-                          <a:blip r:embed="rId36"/>
+                          <a:blip r:embed="rId37"/>
                           <a:stretch>
                             <a:fillRect/>
                           </a:stretch>
@@ -30611,6 +30989,7 @@
         <w:ind w:left="720"/>
       </w:pPr>
       <w:r>
+        <w:lastRenderedPageBreak/>
         <w:t xml:space="preserve">And make sure u attached a </w:t>
       </w:r>
       <w:r>
@@ -31374,7 +31753,6 @@
                 <w:noProof/>
                 <w:lang w:bidi="te-IN"/>
               </w:rPr>
-              <w:lastRenderedPageBreak/>
               <mc:AlternateContent>
                 <mc:Choice Requires="wps">
                   <w:drawing>
@@ -31472,7 +31850,7 @@
                   <wp:cNvGraphicFramePr/>
                   <a:graphic xmlns:a="http://schemas.openxmlformats.org/drawingml/2006/main">
                     <a:graphicData uri="http://schemas.openxmlformats.org/drawingml/2006/diagram">
-                      <dgm:relIds xmlns:dgm="http://schemas.openxmlformats.org/drawingml/2006/diagram" xmlns:r="http://schemas.openxmlformats.org/officeDocument/2006/relationships" r:dm="rId37" r:lo="rId38" r:qs="rId39" r:cs="rId40"/>
+                      <dgm:relIds xmlns:dgm="http://schemas.openxmlformats.org/drawingml/2006/diagram" xmlns:r="http://schemas.openxmlformats.org/officeDocument/2006/relationships" r:dm="rId38" r:lo="rId39" r:qs="rId40" r:cs="rId41"/>
                     </a:graphicData>
                   </a:graphic>
                 </wp:inline>
@@ -41394,6 +41772,16 @@
       <w:lang w:eastAsia="en-IN" w:bidi="te-IN"/>
     </w:rPr>
   </w:style>
+  <w:style w:type="character" w:customStyle="1" w:styleId="orm-button-btncontentwrap">
+    <w:name w:val="orm-button-btncontentwrap"/>
+    <w:basedOn w:val="DefaultParagraphFont"/>
+    <w:rsid w:val="000A46AD"/>
+  </w:style>
+  <w:style w:type="character" w:customStyle="1" w:styleId="orm-icon-title">
+    <w:name w:val="orm-icon-title"/>
+    <w:basedOn w:val="DefaultParagraphFont"/>
+    <w:rsid w:val="000A46AD"/>
+  </w:style>
 </w:styles>
 </file>
 
@@ -42291,23 +42679,23 @@
     </dgm:pt>
   </dgm:ptLst>
   <dgm:cxnLst>
-    <dgm:cxn modelId="{4411B86B-956C-4B9E-B9EB-1D3AFB98F7BD}" type="presOf" srcId="{C630FE6D-46E5-431E-9668-6D70B2F82781}" destId="{BA206F01-6FAB-400E-9B44-AADCC563522A}" srcOrd="0" destOrd="0" presId="urn:microsoft.com/office/officeart/2005/8/layout/process1"/>
-    <dgm:cxn modelId="{A6ECB2D4-8938-436D-A319-B5E1FF4BDD6A}" type="presOf" srcId="{F8DAEA2E-F9DE-45A0-91B2-25DA798FBE0D}" destId="{BF625AA7-20AB-403C-85C8-A3FD9F4FFDB1}" srcOrd="0" destOrd="0" presId="urn:microsoft.com/office/officeart/2005/8/layout/process1"/>
     <dgm:cxn modelId="{2082BE4D-34DC-4E6B-B198-D5AF980A8512}" srcId="{94E4BA88-2B02-4DB9-8DA3-92CFB8473361}" destId="{961788E2-8F41-41D7-BE37-9F7DA1D59E5C}" srcOrd="1" destOrd="0" parTransId="{F32CEF7A-9BC9-4D50-A4C8-87E566E5A359}" sibTransId="{045EC8E1-AE73-4B1D-AE67-C5A20DB4AEE7}"/>
-    <dgm:cxn modelId="{D4217AEF-DD72-4F7D-8022-9B3DAF48DA66}" type="presOf" srcId="{961788E2-8F41-41D7-BE37-9F7DA1D59E5C}" destId="{6B092FF5-0AAE-436C-B669-68EFAEDD789A}" srcOrd="0" destOrd="0" presId="urn:microsoft.com/office/officeart/2005/8/layout/process1"/>
-    <dgm:cxn modelId="{5B53AE27-D9E9-4117-AEAE-D047F7D06B8A}" type="presOf" srcId="{C630FE6D-46E5-431E-9668-6D70B2F82781}" destId="{7F8FC365-FA62-45DC-81EB-ED1AC7F3A257}" srcOrd="1" destOrd="0" presId="urn:microsoft.com/office/officeart/2005/8/layout/process1"/>
+    <dgm:cxn modelId="{5F905246-A681-4EFB-BFFC-0AB596E4D58B}" type="presOf" srcId="{C630FE6D-46E5-431E-9668-6D70B2F82781}" destId="{BA206F01-6FAB-400E-9B44-AADCC563522A}" srcOrd="0" destOrd="0" presId="urn:microsoft.com/office/officeart/2005/8/layout/process1"/>
+    <dgm:cxn modelId="{6C2EEF26-0BA7-41CC-84EA-B7C29BD352AE}" type="presOf" srcId="{94E4BA88-2B02-4DB9-8DA3-92CFB8473361}" destId="{B831A4C2-4D04-4A3F-929E-2E915A59EC92}" srcOrd="0" destOrd="0" presId="urn:microsoft.com/office/officeart/2005/8/layout/process1"/>
     <dgm:cxn modelId="{04123426-D794-4257-86D5-5546B865BC69}" srcId="{94E4BA88-2B02-4DB9-8DA3-92CFB8473361}" destId="{F8DAEA2E-F9DE-45A0-91B2-25DA798FBE0D}" srcOrd="0" destOrd="0" parTransId="{AE43BA2D-4CEF-475B-960E-CA3C9B7C8F1D}" sibTransId="{C630FE6D-46E5-431E-9668-6D70B2F82781}"/>
-    <dgm:cxn modelId="{8D8859AF-7F8C-4750-85DD-20D08EACED5C}" type="presOf" srcId="{94E4BA88-2B02-4DB9-8DA3-92CFB8473361}" destId="{B831A4C2-4D04-4A3F-929E-2E915A59EC92}" srcOrd="0" destOrd="0" presId="urn:microsoft.com/office/officeart/2005/8/layout/process1"/>
-    <dgm:cxn modelId="{66BF0B84-311E-4833-B8ED-949F27498784}" type="presParOf" srcId="{B831A4C2-4D04-4A3F-929E-2E915A59EC92}" destId="{BF625AA7-20AB-403C-85C8-A3FD9F4FFDB1}" srcOrd="0" destOrd="0" presId="urn:microsoft.com/office/officeart/2005/8/layout/process1"/>
-    <dgm:cxn modelId="{693A73F0-7E59-48DF-98C9-C1053F249319}" type="presParOf" srcId="{B831A4C2-4D04-4A3F-929E-2E915A59EC92}" destId="{BA206F01-6FAB-400E-9B44-AADCC563522A}" srcOrd="1" destOrd="0" presId="urn:microsoft.com/office/officeart/2005/8/layout/process1"/>
-    <dgm:cxn modelId="{0F15F05C-EFFD-482A-8FD2-53E887B1D71A}" type="presParOf" srcId="{BA206F01-6FAB-400E-9B44-AADCC563522A}" destId="{7F8FC365-FA62-45DC-81EB-ED1AC7F3A257}" srcOrd="0" destOrd="0" presId="urn:microsoft.com/office/officeart/2005/8/layout/process1"/>
-    <dgm:cxn modelId="{183D58E9-0C15-4CC5-B094-1C7AE4047B7C}" type="presParOf" srcId="{B831A4C2-4D04-4A3F-929E-2E915A59EC92}" destId="{6B092FF5-0AAE-436C-B669-68EFAEDD789A}" srcOrd="2" destOrd="0" presId="urn:microsoft.com/office/officeart/2005/8/layout/process1"/>
+    <dgm:cxn modelId="{88DA2125-C9EC-4C12-9271-747D145680FE}" type="presOf" srcId="{961788E2-8F41-41D7-BE37-9F7DA1D59E5C}" destId="{6B092FF5-0AAE-436C-B669-68EFAEDD789A}" srcOrd="0" destOrd="0" presId="urn:microsoft.com/office/officeart/2005/8/layout/process1"/>
+    <dgm:cxn modelId="{F0D30F21-1FA4-46D2-85AC-F2071463A3F0}" type="presOf" srcId="{C630FE6D-46E5-431E-9668-6D70B2F82781}" destId="{7F8FC365-FA62-45DC-81EB-ED1AC7F3A257}" srcOrd="1" destOrd="0" presId="urn:microsoft.com/office/officeart/2005/8/layout/process1"/>
+    <dgm:cxn modelId="{31D14169-744C-42FB-BEE4-B08E6FC3CD83}" type="presOf" srcId="{F8DAEA2E-F9DE-45A0-91B2-25DA798FBE0D}" destId="{BF625AA7-20AB-403C-85C8-A3FD9F4FFDB1}" srcOrd="0" destOrd="0" presId="urn:microsoft.com/office/officeart/2005/8/layout/process1"/>
+    <dgm:cxn modelId="{0A5E9144-66D7-4E47-BCF1-79429E83A57C}" type="presParOf" srcId="{B831A4C2-4D04-4A3F-929E-2E915A59EC92}" destId="{BF625AA7-20AB-403C-85C8-A3FD9F4FFDB1}" srcOrd="0" destOrd="0" presId="urn:microsoft.com/office/officeart/2005/8/layout/process1"/>
+    <dgm:cxn modelId="{C47057D9-6016-497F-B851-CBCADBF9E944}" type="presParOf" srcId="{B831A4C2-4D04-4A3F-929E-2E915A59EC92}" destId="{BA206F01-6FAB-400E-9B44-AADCC563522A}" srcOrd="1" destOrd="0" presId="urn:microsoft.com/office/officeart/2005/8/layout/process1"/>
+    <dgm:cxn modelId="{EF5E7007-C5B2-4AA6-A75A-BC84F66D48B1}" type="presParOf" srcId="{BA206F01-6FAB-400E-9B44-AADCC563522A}" destId="{7F8FC365-FA62-45DC-81EB-ED1AC7F3A257}" srcOrd="0" destOrd="0" presId="urn:microsoft.com/office/officeart/2005/8/layout/process1"/>
+    <dgm:cxn modelId="{2FB47547-56A2-45DA-9DB4-C38ABB0867C4}" type="presParOf" srcId="{B831A4C2-4D04-4A3F-929E-2E915A59EC92}" destId="{6B092FF5-0AAE-436C-B669-68EFAEDD789A}" srcOrd="2" destOrd="0" presId="urn:microsoft.com/office/officeart/2005/8/layout/process1"/>
   </dgm:cxnLst>
   <dgm:bg/>
   <dgm:whole/>
   <dgm:extLst>
     <a:ext uri="http://schemas.microsoft.com/office/drawing/2008/diagram">
-      <dsp:dataModelExt xmlns:dsp="http://schemas.microsoft.com/office/drawing/2008/diagram" relId="rId41" minVer="http://schemas.openxmlformats.org/drawingml/2006/diagram"/>
+      <dsp:dataModelExt xmlns:dsp="http://schemas.microsoft.com/office/drawing/2008/diagram" relId="rId42" minVer="http://schemas.openxmlformats.org/drawingml/2006/diagram"/>
     </a:ext>
   </dgm:extLst>
 </dgm:dataModel>
@@ -44003,7 +44391,7 @@
 </file>
 
 <file path=customXml/itemProps1.xml><?xml version="1.0" encoding="utf-8"?>
-<ds:datastoreItem xmlns:ds="http://schemas.openxmlformats.org/officeDocument/2006/customXml" ds:itemID="{EE063F7D-11DA-4033-B334-EA87013081E8}">
+<ds:datastoreItem xmlns:ds="http://schemas.openxmlformats.org/officeDocument/2006/customXml" ds:itemID="{3AE56D0E-D4A4-45F0-B86F-C3B88B3AA75B}">
   <ds:schemaRefs>
     <ds:schemaRef ds:uri="http://schemas.openxmlformats.org/officeDocument/2006/bibliography"/>
   </ds:schemaRefs>
